--- a/INSTALLATION_CN.docx
+++ b/INSTALLATION_CN.docx
@@ -699,7 +699,46 @@
           <w:spacing w:val="0"/>
           <w:color w:val="18191B"/>
         </w:rPr>
-        <w:t xml:space="preserve">可选: Claude Code CLI。没有也能运行，但日报会用较基础的自动格式。</w:t>
+        <w:t xml:space="preserve">Codex CLI。日报默认优先使用 Codex 生成总结。</w:t>
+      </w:r>
+      <w:r>
+        <w:rPr>
+          <w:rFonts w:ascii="Helvetica Neue" w:hAnsi="Helvetica Neue" w:cs="Helvetica Neue"/>
+          <w:sz w:val="24"/>
+          <w:sz-cs w:val="24"/>
+          <w:spacing w:val="0"/>
+          <w:color w:val="18191B"/>
+        </w:rPr>
+        <w:t xml:space="preserve"/>
+      </w:r>
+    </w:p>
+    <w:p>
+      <w:pPr>
+        <w:ind w:left="720" w:first-line="-720"/>
+        <w:spacing w:after="100"/>
+      </w:pPr>
+      <w:r>
+        <w:rPr>
+          <w:rFonts w:ascii="Helvetica Neue" w:hAnsi="Helvetica Neue" w:cs="Helvetica Neue"/>
+          <w:sz w:val="24"/>
+          <w:sz-cs w:val="24"/>
+          <w:color w:val="18191B"/>
+        </w:rPr>
+        <w:t xml:space="preserve"/>
+        <w:tab/>
+        <w:t xml:space="preserve">•</w:t>
+        <w:tab/>
+        <w:t xml:space="preserve"/>
+      </w:r>
+      <w:r>
+        <w:rPr>
+          <w:rFonts w:ascii="Helvetica Neue" w:hAnsi="Helvetica Neue" w:cs="Helvetica Neue"/>
+          <w:sz w:val="24"/>
+          <w:sz-cs w:val="24"/>
+          <w:spacing w:val="0"/>
+          <w:color w:val="18191B"/>
+        </w:rPr>
+        <w:t xml:space="preserve">可选: Claude Code CLI。只有 Codex 不可用时才作为备用。</w:t>
       </w:r>
       <w:r>
         <w:rPr>
@@ -2545,7 +2584,32 @@
           <w:spacing w:val="0"/>
           <w:color w:val="18191B"/>
         </w:rPr>
-        <w:t xml:space="preserve">如果电脑没有 Claude Code CLI，可以先用:</w:t>
+        <w:t xml:space="preserve">预览时默认会优先调用 Codex 生成总结。如果 Codex 不可用，会自动尝试 Claude Code CLI。</w:t>
+      </w:r>
+      <w:r>
+        <w:rPr>
+          <w:rFonts w:ascii="Helvetica Neue" w:hAnsi="Helvetica Neue" w:cs="Helvetica Neue"/>
+          <w:sz w:val="24"/>
+          <w:sz-cs w:val="24"/>
+          <w:spacing w:val="0"/>
+          <w:color w:val="18191B"/>
+        </w:rPr>
+        <w:t xml:space="preserve"/>
+      </w:r>
+    </w:p>
+    <w:p>
+      <w:pPr>
+        <w:spacing w:after="200"/>
+      </w:pPr>
+      <w:r>
+        <w:rPr>
+          <w:rFonts w:ascii="Helvetica Neue" w:hAnsi="Helvetica Neue" w:cs="Helvetica Neue"/>
+          <w:sz w:val="24"/>
+          <w:sz-cs w:val="24"/>
+          <w:spacing w:val="0"/>
+          <w:color w:val="18191B"/>
+        </w:rPr>
+        <w:t xml:space="preserve">如果 Codex 和 Claude 都暂时不可用，但你只想先看基础原始记录，可以用:</w:t>
       </w:r>
       <w:r>
         <w:rPr>
@@ -3206,6 +3270,104 @@
           <w:spacing w:val="0"/>
           <w:color w:val="18191B"/>
         </w:rPr>
+        <w:t xml:space="preserve">codex_cli</w:t>
+      </w:r>
+      <w:r>
+        <w:rPr>
+          <w:rFonts w:ascii="Helvetica Neue" w:hAnsi="Helvetica Neue" w:cs="Helvetica Neue"/>
+          <w:sz w:val="24"/>
+          <w:sz-cs w:val="24"/>
+          <w:spacing w:val="0"/>
+          <w:color w:val="18191B"/>
+        </w:rPr>
+        <w:t xml:space="preserve">: Codex CLI 路径。通常不需要手动填写，脚本会自动寻找。</w:t>
+      </w:r>
+      <w:r>
+        <w:rPr>
+          <w:rFonts w:ascii="Helvetica Neue" w:hAnsi="Helvetica Neue" w:cs="Helvetica Neue"/>
+          <w:sz w:val="24"/>
+          <w:sz-cs w:val="24"/>
+          <w:spacing w:val="0"/>
+          <w:color w:val="18191B"/>
+        </w:rPr>
+        <w:t xml:space="preserve"/>
+      </w:r>
+    </w:p>
+    <w:p>
+      <w:pPr>
+        <w:ind w:left="720" w:first-line="-720"/>
+        <w:spacing w:after="100"/>
+      </w:pPr>
+      <w:r>
+        <w:rPr>
+          <w:rFonts w:ascii=".AppleSystemUIFontMonospaced" w:hAnsi=".AppleSystemUIFontMonospaced" w:cs=".AppleSystemUIFontMonospaced"/>
+          <w:sz w:val="24"/>
+          <w:sz-cs w:val="24"/>
+          <w:color w:val="18191B"/>
+        </w:rPr>
+        <w:t xml:space="preserve"/>
+        <w:tab/>
+        <w:t xml:space="preserve">•</w:t>
+        <w:tab/>
+        <w:t xml:space="preserve"/>
+      </w:r>
+      <w:r>
+        <w:rPr>
+          <w:rFonts w:ascii=".AppleSystemUIFontMonospaced" w:hAnsi=".AppleSystemUIFontMonospaced" w:cs=".AppleSystemUIFontMonospaced"/>
+          <w:sz w:val="24"/>
+          <w:sz-cs w:val="24"/>
+          <w:spacing w:val="0"/>
+          <w:color w:val="18191B"/>
+        </w:rPr>
+        <w:t xml:space="preserve">claude_cli</w:t>
+      </w:r>
+      <w:r>
+        <w:rPr>
+          <w:rFonts w:ascii="Helvetica Neue" w:hAnsi="Helvetica Neue" w:cs="Helvetica Neue"/>
+          <w:sz w:val="24"/>
+          <w:sz-cs w:val="24"/>
+          <w:spacing w:val="0"/>
+          <w:color w:val="18191B"/>
+        </w:rPr>
+        <w:t xml:space="preserve">: Claude Code CLI 路径。只作为 Codex 不可用时的备用。</w:t>
+      </w:r>
+      <w:r>
+        <w:rPr>
+          <w:rFonts w:ascii="Helvetica Neue" w:hAnsi="Helvetica Neue" w:cs="Helvetica Neue"/>
+          <w:sz w:val="24"/>
+          <w:sz-cs w:val="24"/>
+          <w:spacing w:val="0"/>
+          <w:color w:val="18191B"/>
+        </w:rPr>
+        <w:t xml:space="preserve"/>
+      </w:r>
+    </w:p>
+    <w:p>
+      <w:pPr>
+        <w:ind w:left="720" w:first-line="-720"/>
+        <w:spacing w:after="100"/>
+      </w:pPr>
+      <w:r>
+        <w:rPr>
+          <w:rFonts w:ascii=".AppleSystemUIFontMonospaced" w:hAnsi=".AppleSystemUIFontMonospaced" w:cs=".AppleSystemUIFontMonospaced"/>
+          <w:sz w:val="24"/>
+          <w:sz-cs w:val="24"/>
+          <w:color w:val="18191B"/>
+        </w:rPr>
+        <w:t xml:space="preserve"/>
+        <w:tab/>
+        <w:t xml:space="preserve">•</w:t>
+        <w:tab/>
+        <w:t xml:space="preserve"/>
+      </w:r>
+      <w:r>
+        <w:rPr>
+          <w:rFonts w:ascii=".AppleSystemUIFontMonospaced" w:hAnsi=".AppleSystemUIFontMonospaced" w:cs=".AppleSystemUIFontMonospaced"/>
+          <w:sz w:val="24"/>
+          <w:sz-cs w:val="24"/>
+          <w:spacing w:val="0"/>
+          <w:color w:val="18191B"/>
+        </w:rPr>
         <w:t xml:space="preserve">ai_enabled</w:t>
       </w:r>
       <w:r>
@@ -3216,7 +3378,7 @@
           <w:spacing w:val="0"/>
           <w:color w:val="18191B"/>
         </w:rPr>
-        <w:t xml:space="preserve">: 是否使用本地 AI CLI 总结，默认 </w:t>
+        <w:t xml:space="preserve">: 是否使用 Codex / Claude 总结，默认 </w:t>
       </w:r>
       <w:r>
         <w:rPr>
@@ -4271,7 +4433,7 @@
           <w:spacing w:val="0"/>
           <w:color w:val="18191B"/>
         </w:rPr>
-        <w:t xml:space="preserve">4. 日报内容太粗糙</w:t>
+        <w:t xml:space="preserve">4. 提示 Codex 和 Claude 都不可用</w:t>
       </w:r>
       <w:r>
         <w:rPr>
@@ -4297,32 +4459,171 @@
           <w:spacing w:val="0"/>
           <w:color w:val="18191B"/>
         </w:rPr>
-        <w:t xml:space="preserve">通常是因为没有本地 AI CLI。可以先继续使用基础版；如果公司统一提供 Claude Code CLI，再安装后重新运行。</w:t>
-      </w:r>
-      <w:r>
-        <w:rPr>
-          <w:rFonts w:ascii="Helvetica Neue" w:hAnsi="Helvetica Neue" w:cs="Helvetica Neue"/>
-          <w:sz w:val="24"/>
-          <w:sz-cs w:val="24"/>
-          <w:spacing w:val="0"/>
-          <w:color w:val="18191B"/>
-        </w:rPr>
-        <w:t xml:space="preserve"/>
-      </w:r>
-    </w:p>
-    <w:p>
-      <w:pPr>
-        <w:spacing w:after="200"/>
-      </w:pPr>
-      <w:r>
-        <w:rPr>
-          <w:rFonts w:ascii="Helvetica Neue" w:hAnsi="Helvetica Neue" w:cs="Helvetica Neue"/>
-          <w:sz w:val="24"/>
-          <w:sz-cs w:val="24"/>
-          <w:spacing w:val="0"/>
-          <w:color w:val="18191B"/>
-        </w:rPr>
-        <w:t xml:space="preserve">临时不用 AI:</w:t>
+        <w:t xml:space="preserve">日报默认优先使用 Codex 生成总结，Claude Code CLI 只是备用。如果两个都不可用，脚本会停止并提示开通或登录 Codex。</w:t>
+      </w:r>
+      <w:r>
+        <w:rPr>
+          <w:rFonts w:ascii="Helvetica Neue" w:hAnsi="Helvetica Neue" w:cs="Helvetica Neue"/>
+          <w:sz w:val="24"/>
+          <w:sz-cs w:val="24"/>
+          <w:spacing w:val="0"/>
+          <w:color w:val="18191B"/>
+        </w:rPr>
+        <w:t xml:space="preserve"/>
+      </w:r>
+    </w:p>
+    <w:p>
+      <w:pPr>
+        <w:spacing w:after="200"/>
+      </w:pPr>
+      <w:r>
+        <w:rPr>
+          <w:rFonts w:ascii="Helvetica Neue" w:hAnsi="Helvetica Neue" w:cs="Helvetica Neue"/>
+          <w:sz w:val="24"/>
+          <w:sz-cs w:val="24"/>
+          <w:spacing w:val="0"/>
+          <w:color w:val="18191B"/>
+        </w:rPr>
+        <w:t xml:space="preserve">请先检查 Codex:</w:t>
+      </w:r>
+      <w:r>
+        <w:rPr>
+          <w:rFonts w:ascii="Helvetica Neue" w:hAnsi="Helvetica Neue" w:cs="Helvetica Neue"/>
+          <w:sz w:val="24"/>
+          <w:sz-cs w:val="24"/>
+          <w:spacing w:val="0"/>
+          <w:color w:val="18191B"/>
+        </w:rPr>
+        <w:t xml:space="preserve"/>
+      </w:r>
+    </w:p>
+    <w:p>
+      <w:pPr/>
+      <w:r>
+        <w:rPr>
+          <w:rFonts w:ascii=".AppleSystemUIFontMonospaced" w:hAnsi=".AppleSystemUIFontMonospaced" w:cs=".AppleSystemUIFontMonospaced"/>
+          <w:sz w:val="24"/>
+          <w:sz-cs w:val="24"/>
+          <w:spacing w:val="0"/>
+          <w:color w:val="18191B"/>
+        </w:rPr>
+        <w:t xml:space="preserve">codex login status</w:t>
+      </w:r>
+    </w:p>
+    <w:p>
+      <w:pPr>
+        <w:spacing w:after="200"/>
+      </w:pPr>
+      <w:r>
+        <w:rPr>
+          <w:rFonts w:ascii="Helvetica Neue" w:hAnsi="Helvetica Neue" w:cs="Helvetica Neue"/>
+          <w:sz w:val="24"/>
+          <w:sz-cs w:val="24"/>
+          <w:spacing w:val="0"/>
+          <w:color w:val="18191B"/>
+        </w:rPr>
+        <w:t xml:space="preserve">如果没有登录，运行:</w:t>
+      </w:r>
+      <w:r>
+        <w:rPr>
+          <w:rFonts w:ascii="Helvetica Neue" w:hAnsi="Helvetica Neue" w:cs="Helvetica Neue"/>
+          <w:sz w:val="24"/>
+          <w:sz-cs w:val="24"/>
+          <w:spacing w:val="0"/>
+          <w:color w:val="18191B"/>
+        </w:rPr>
+        <w:t xml:space="preserve"/>
+      </w:r>
+    </w:p>
+    <w:p>
+      <w:pPr/>
+      <w:r>
+        <w:rPr>
+          <w:rFonts w:ascii=".AppleSystemUIFontMonospaced" w:hAnsi=".AppleSystemUIFontMonospaced" w:cs=".AppleSystemUIFontMonospaced"/>
+          <w:sz w:val="24"/>
+          <w:sz-cs w:val="24"/>
+          <w:spacing w:val="0"/>
+          <w:color w:val="18191B"/>
+        </w:rPr>
+        <w:t xml:space="preserve">codex login</w:t>
+      </w:r>
+    </w:p>
+    <w:p>
+      <w:pPr>
+        <w:spacing w:after="200"/>
+      </w:pPr>
+      <w:r>
+        <w:rPr>
+          <w:rFonts w:ascii="Helvetica Neue" w:hAnsi="Helvetica Neue" w:cs="Helvetica Neue"/>
+          <w:sz w:val="24"/>
+          <w:sz-cs w:val="24"/>
+          <w:spacing w:val="0"/>
+          <w:color w:val="18191B"/>
+        </w:rPr>
+        <w:t xml:space="preserve">再验证 Codex 能否工作:</w:t>
+      </w:r>
+      <w:r>
+        <w:rPr>
+          <w:rFonts w:ascii="Helvetica Neue" w:hAnsi="Helvetica Neue" w:cs="Helvetica Neue"/>
+          <w:sz w:val="24"/>
+          <w:sz-cs w:val="24"/>
+          <w:spacing w:val="0"/>
+          <w:color w:val="18191B"/>
+        </w:rPr>
+        <w:t xml:space="preserve"/>
+      </w:r>
+    </w:p>
+    <w:p>
+      <w:pPr/>
+      <w:r>
+        <w:rPr>
+          <w:rFonts w:ascii=".AppleSystemUIFontMonospaced" w:hAnsi=".AppleSystemUIFontMonospaced" w:cs=".AppleSystemUIFontMonospaced"/>
+          <w:sz w:val="24"/>
+          <w:sz-cs w:val="24"/>
+          <w:spacing w:val="0"/>
+          <w:color w:val="18191B"/>
+        </w:rPr>
+        <w:t xml:space="preserve">codex exec --skip-git-repo-check --ephemeral "只输出 OK"</w:t>
+      </w:r>
+    </w:p>
+    <w:p>
+      <w:pPr>
+        <w:spacing w:after="200"/>
+      </w:pPr>
+      <w:r>
+        <w:rPr>
+          <w:rFonts w:ascii="Helvetica Neue" w:hAnsi="Helvetica Neue" w:cs="Helvetica Neue"/>
+          <w:sz w:val="24"/>
+          <w:sz-cs w:val="24"/>
+          <w:spacing w:val="0"/>
+          <w:color w:val="18191B"/>
+        </w:rPr>
+        <w:t xml:space="preserve">如果公司暂时没有开通 Codex，可以先安装并登录 Claude Code CLI 作为备用。</w:t>
+      </w:r>
+      <w:r>
+        <w:rPr>
+          <w:rFonts w:ascii="Helvetica Neue" w:hAnsi="Helvetica Neue" w:cs="Helvetica Neue"/>
+          <w:sz w:val="24"/>
+          <w:sz-cs w:val="24"/>
+          <w:spacing w:val="0"/>
+          <w:color w:val="18191B"/>
+        </w:rPr>
+        <w:t xml:space="preserve"/>
+      </w:r>
+    </w:p>
+    <w:p>
+      <w:pPr>
+        <w:spacing w:after="200"/>
+      </w:pPr>
+      <w:r>
+        <w:rPr>
+          <w:rFonts w:ascii="Helvetica Neue" w:hAnsi="Helvetica Neue" w:cs="Helvetica Neue"/>
+          <w:sz w:val="24"/>
+          <w:sz-cs w:val="24"/>
+          <w:spacing w:val="0"/>
+          <w:color w:val="18191B"/>
+        </w:rPr>
+        <w:t xml:space="preserve">临时不用 AI，只生成基础版原始记录:</w:t>
       </w:r>
       <w:r>
         <w:rPr>
